--- a/ecoservizi/Supporto Presidia/02_Supporto/02_Template/14_ Schede prodotti chimici /Concime .docx
+++ b/ecoservizi/Supporto Presidia/02_Supporto/02_Template/14_ Schede prodotti chimici /Concime .docx
@@ -1,6 +1,6 @@
 
 <file path=word/document.xml><?xml version="1.0" encoding="utf-8"?>
-<w:document xmlns:wpc="http://schemas.microsoft.com/office/word/2010/wordprocessingCanvas" xmlns:cx="http://schemas.microsoft.com/office/drawing/2014/chartex" xmlns:cx1="http://schemas.microsoft.com/office/drawing/2015/9/8/chartex" xmlns:cx2="http://schemas.microsoft.com/office/drawing/2015/10/21/chartex" xmlns:cx3="http://schemas.microsoft.com/office/drawing/2016/5/9/chartex" xmlns:cx4="http://schemas.microsoft.com/office/drawing/2016/5/10/chartex" xmlns:cx5="http://schemas.microsoft.com/office/drawing/2016/5/11/chartex" xmlns:cx6="http://schemas.microsoft.com/office/drawing/2016/5/12/chartex" xmlns:cx7="http://schemas.microsoft.com/office/drawing/2016/5/13/chartex" xmlns:cx8="http://schemas.microsoft.com/office/drawing/2016/5/14/chartex" xmlns:mc="http://schemas.openxmlformats.org/markup-compatibility/2006" xmlns:aink="http://schemas.microsoft.com/office/drawing/2016/ink" xmlns:am3d="http://schemas.microsoft.com/office/drawing/2017/model3d" xmlns:o="urn:schemas-microsoft-com:office:office" xmlns:oel="http://schemas.microsoft.com/office/2019/extlst" xmlns:r="http://schemas.openxmlformats.org/officeDocument/2006/relationships" xmlns:m="http://schemas.openxmlformats.org/officeDocument/2006/math" xmlns:v="urn:schemas-microsoft-com:vml" xmlns:wp14="http://schemas.microsoft.com/office/word/2010/wordprocessingDrawing" xmlns:wp="http://schemas.openxmlformats.org/drawingml/2006/wordprocessingDrawing" xmlns:w10="urn:schemas-microsoft-com:office:word" xmlns:w="http://schemas.openxmlformats.org/wordprocessingml/2006/main" xmlns:w14="http://schemas.microsoft.com/office/word/2010/wordml" xmlns:w15="http://schemas.microsoft.com/office/word/2012/wordml" xmlns:w16cex="http://schemas.microsoft.com/office/word/2018/wordml/cex" xmlns:w16cid="http://schemas.microsoft.com/office/word/2016/wordml/cid" xmlns:w16="http://schemas.microsoft.com/office/word/2018/wordml" xmlns:w16du="http://schemas.microsoft.com/office/word/2023/wordml/word16du" xmlns:w16sdtdh="http://schemas.microsoft.com/office/word/2020/wordml/sdtdatahash" xmlns:w16se="http://schemas.microsoft.com/office/word/2015/wordml/symex" xmlns:wpg="http://schemas.microsoft.com/office/word/2010/wordprocessingGroup" xmlns:wpi="http://schemas.microsoft.com/office/word/2010/wordprocessingInk" xmlns:wne="http://schemas.microsoft.com/office/word/2006/wordml" xmlns:wps="http://schemas.microsoft.com/office/word/2010/wordprocessingShape" mc:Ignorable="w14 w15 w16se w16cid w16 w16cex w16sdtdh w16du wp14">
+<w:document xmlns:wpc="http://schemas.microsoft.com/office/word/2010/wordprocessingCanvas" xmlns:cx="http://schemas.microsoft.com/office/drawing/2014/chartex" xmlns:cx1="http://schemas.microsoft.com/office/drawing/2015/9/8/chartex" xmlns:cx2="http://schemas.microsoft.com/office/drawing/2015/10/21/chartex" xmlns:cx3="http://schemas.microsoft.com/office/drawing/2016/5/9/chartex" xmlns:cx4="http://schemas.microsoft.com/office/drawing/2016/5/10/chartex" xmlns:cx5="http://schemas.microsoft.com/office/drawing/2016/5/11/chartex" xmlns:cx6="http://schemas.microsoft.com/office/drawing/2016/5/12/chartex" xmlns:cx7="http://schemas.microsoft.com/office/drawing/2016/5/13/chartex" xmlns:cx8="http://schemas.microsoft.com/office/drawing/2016/5/14/chartex" xmlns:mc="http://schemas.openxmlformats.org/markup-compatibility/2006" xmlns:aink="http://schemas.microsoft.com/office/drawing/2016/ink" xmlns:am3d="http://schemas.microsoft.com/office/drawing/2017/model3d" xmlns:o="urn:schemas-microsoft-com:office:office" xmlns:oel="http://schemas.microsoft.com/office/2019/extlst" xmlns:r="http://schemas.openxmlformats.org/officeDocument/2006/relationships" xmlns:m="http://schemas.openxmlformats.org/officeDocument/2006/math" xmlns:v="urn:schemas-microsoft-com:vml" xmlns:wp14="http://schemas.microsoft.com/office/word/2010/wordprocessingDrawing" xmlns:wp="http://schemas.openxmlformats.org/drawingml/2006/wordprocessingDrawing" xmlns:w10="urn:schemas-microsoft-com:office:word" xmlns:w="http://schemas.openxmlformats.org/wordprocessingml/2006/main" xmlns:w14="http://schemas.microsoft.com/office/word/2010/wordml" xmlns:w15="http://schemas.microsoft.com/office/word/2012/wordml" xmlns:w16cex="http://schemas.microsoft.com/office/word/2018/wordml/cex" xmlns:w16cid="http://schemas.microsoft.com/office/word/2016/wordml/cid" xmlns:w16="http://schemas.microsoft.com/office/word/2018/wordml" xmlns:w16du="http://schemas.microsoft.com/office/word/2023/wordml/word16du" xmlns:w16sdtdh="http://schemas.microsoft.com/office/word/2020/wordml/sdtdatahash" xmlns:w16sdtfl="http://schemas.microsoft.com/office/word/2024/wordml/sdtformatlock" xmlns:w16se="http://schemas.microsoft.com/office/word/2015/wordml/symex" xmlns:wpg="http://schemas.microsoft.com/office/word/2010/wordprocessingGroup" xmlns:wpi="http://schemas.microsoft.com/office/word/2010/wordprocessingInk" xmlns:wne="http://schemas.microsoft.com/office/word/2006/wordml" xmlns:wps="http://schemas.microsoft.com/office/word/2010/wordprocessingShape" mc:Ignorable="w14 w15 w16se w16cid w16 w16cex w16sdtdh w16sdtfl w16du wp14">
   <w:body>
     <w:tbl>
       <w:tblPr>
@@ -44,7 +44,7 @@
         </w:trPr>
         <w:tc>
           <w:tcPr>
-            <w:tcW w:w="1384" w:type="dxa"/>
+            <w:tcW w:w="1374" w:type="dxa"/>
             <w:gridSpan w:val="3"/>
             <w:tcBorders>
               <w:bottom w:val="single" w:sz="4" w:space="0" w:color="auto"/>
@@ -71,7 +71,7 @@
         </w:tc>
         <w:tc>
           <w:tcPr>
-            <w:tcW w:w="994" w:type="dxa"/>
+            <w:tcW w:w="945" w:type="dxa"/>
             <w:gridSpan w:val="2"/>
             <w:tcBorders>
               <w:bottom w:val="single" w:sz="4" w:space="0" w:color="auto"/>
@@ -93,7 +93,7 @@
         </w:tc>
         <w:tc>
           <w:tcPr>
-            <w:tcW w:w="1526" w:type="dxa"/>
+            <w:tcW w:w="1510" w:type="dxa"/>
             <w:gridSpan w:val="5"/>
             <w:tcBorders>
               <w:bottom w:val="single" w:sz="4" w:space="0" w:color="auto"/>
@@ -122,7 +122,7 @@
         </w:tc>
         <w:tc>
           <w:tcPr>
-            <w:tcW w:w="5890" w:type="dxa"/>
+            <w:tcW w:w="5799" w:type="dxa"/>
             <w:gridSpan w:val="10"/>
             <w:tcBorders>
               <w:bottom w:val="single" w:sz="4" w:space="0" w:color="auto"/>
@@ -157,7 +157,7 @@
         </w:trPr>
         <w:tc>
           <w:tcPr>
-            <w:tcW w:w="9794" w:type="dxa"/>
+            <w:tcW w:w="9628" w:type="dxa"/>
             <w:gridSpan w:val="20"/>
             <w:tcBorders>
               <w:bottom w:val="nil"/>
@@ -208,7 +208,7 @@
         </w:tc>
         <w:tc>
           <w:tcPr>
-            <w:tcW w:w="9404" w:type="dxa"/>
+            <w:tcW w:w="9238" w:type="dxa"/>
             <w:gridSpan w:val="19"/>
             <w:tcBorders>
               <w:top w:val="nil"/>
@@ -243,7 +243,7 @@
         </w:trPr>
         <w:tc>
           <w:tcPr>
-            <w:tcW w:w="9794" w:type="dxa"/>
+            <w:tcW w:w="9628" w:type="dxa"/>
             <w:gridSpan w:val="20"/>
             <w:tcBorders>
               <w:top w:val="nil"/>
@@ -267,7 +267,7 @@
         </w:tblPrEx>
         <w:tc>
           <w:tcPr>
-            <w:tcW w:w="2994" w:type="dxa"/>
+            <w:tcW w:w="2923" w:type="dxa"/>
             <w:gridSpan w:val="7"/>
             <w:tcBorders>
               <w:bottom w:val="single" w:sz="4" w:space="0" w:color="auto"/>
@@ -295,7 +295,7 @@
         </w:tc>
         <w:tc>
           <w:tcPr>
-            <w:tcW w:w="3540" w:type="dxa"/>
+            <w:tcW w:w="3451" w:type="dxa"/>
             <w:gridSpan w:val="8"/>
             <w:tcBorders>
               <w:bottom w:val="single" w:sz="4" w:space="0" w:color="auto"/>
@@ -323,7 +323,7 @@
         </w:tc>
         <w:tc>
           <w:tcPr>
-            <w:tcW w:w="3260" w:type="dxa"/>
+            <w:tcW w:w="3254" w:type="dxa"/>
             <w:gridSpan w:val="5"/>
             <w:tcBorders>
               <w:bottom w:val="single" w:sz="4" w:space="0" w:color="auto"/>
@@ -362,7 +362,6 @@
               <w:bottom w:val="nil"/>
               <w:right w:val="nil"/>
             </w:tcBorders>
-            <w:shd w:val="clear" w:color="auto" w:fill="auto"/>
           </w:tcPr>
           <w:p>
             <w:pPr>
@@ -412,19 +411,26 @@
                 <w:sz w:val="18"/>
                 <w:szCs w:val="18"/>
               </w:rPr>
+              <w:fldChar w:fldCharType="separate"/>
+            </w:r>
+            <w:r>
+              <w:rPr>
+                <w:rFonts w:asciiTheme="minorHAnsi" w:hAnsiTheme="minorHAnsi"/>
+                <w:sz w:val="18"/>
+                <w:szCs w:val="18"/>
+              </w:rPr>
               <w:fldChar w:fldCharType="end"/>
             </w:r>
           </w:p>
         </w:tc>
         <w:tc>
           <w:tcPr>
-            <w:tcW w:w="2330" w:type="dxa"/>
+            <w:tcW w:w="2259" w:type="dxa"/>
             <w:gridSpan w:val="5"/>
             <w:tcBorders>
               <w:left w:val="nil"/>
               <w:bottom w:val="nil"/>
             </w:tcBorders>
-            <w:shd w:val="clear" w:color="auto" w:fill="auto"/>
           </w:tcPr>
           <w:p>
             <w:pPr>
@@ -446,13 +452,12 @@
         </w:tc>
         <w:tc>
           <w:tcPr>
-            <w:tcW w:w="644" w:type="dxa"/>
+            <w:tcW w:w="640" w:type="dxa"/>
             <w:gridSpan w:val="2"/>
             <w:tcBorders>
               <w:bottom w:val="nil"/>
               <w:right w:val="nil"/>
             </w:tcBorders>
-            <w:shd w:val="clear" w:color="auto" w:fill="auto"/>
           </w:tcPr>
           <w:p>
             <w:pPr>
@@ -501,19 +506,26 @@
                 <w:sz w:val="18"/>
                 <w:szCs w:val="18"/>
               </w:rPr>
+              <w:fldChar w:fldCharType="separate"/>
+            </w:r>
+            <w:r>
+              <w:rPr>
+                <w:rFonts w:asciiTheme="minorHAnsi" w:hAnsiTheme="minorHAnsi"/>
+                <w:sz w:val="18"/>
+                <w:szCs w:val="18"/>
+              </w:rPr>
               <w:fldChar w:fldCharType="end"/>
             </w:r>
           </w:p>
         </w:tc>
         <w:tc>
           <w:tcPr>
-            <w:tcW w:w="2896" w:type="dxa"/>
+            <w:tcW w:w="2811" w:type="dxa"/>
             <w:gridSpan w:val="6"/>
             <w:tcBorders>
               <w:left w:val="nil"/>
               <w:bottom w:val="nil"/>
             </w:tcBorders>
-            <w:shd w:val="clear" w:color="auto" w:fill="auto"/>
           </w:tcPr>
           <w:p>
             <w:pPr>
@@ -535,12 +547,11 @@
         </w:tc>
         <w:tc>
           <w:tcPr>
-            <w:tcW w:w="659" w:type="dxa"/>
+            <w:tcW w:w="645" w:type="dxa"/>
             <w:tcBorders>
               <w:bottom w:val="nil"/>
               <w:right w:val="nil"/>
             </w:tcBorders>
-            <w:shd w:val="clear" w:color="auto" w:fill="auto"/>
           </w:tcPr>
           <w:p>
             <w:pPr>
@@ -589,19 +600,26 @@
                 <w:sz w:val="18"/>
                 <w:szCs w:val="18"/>
               </w:rPr>
+              <w:fldChar w:fldCharType="separate"/>
+            </w:r>
+            <w:r>
+              <w:rPr>
+                <w:rFonts w:asciiTheme="minorHAnsi" w:hAnsiTheme="minorHAnsi"/>
+                <w:sz w:val="18"/>
+                <w:szCs w:val="18"/>
+              </w:rPr>
               <w:fldChar w:fldCharType="end"/>
             </w:r>
           </w:p>
         </w:tc>
         <w:tc>
           <w:tcPr>
-            <w:tcW w:w="2601" w:type="dxa"/>
+            <w:tcW w:w="2609" w:type="dxa"/>
             <w:gridSpan w:val="4"/>
             <w:tcBorders>
               <w:left w:val="nil"/>
               <w:bottom w:val="nil"/>
             </w:tcBorders>
-            <w:shd w:val="clear" w:color="auto" w:fill="auto"/>
           </w:tcPr>
           <w:p>
             <w:pPr>
@@ -638,7 +656,6 @@
               <w:bottom w:val="nil"/>
               <w:right w:val="nil"/>
             </w:tcBorders>
-            <w:shd w:val="clear" w:color="auto" w:fill="auto"/>
           </w:tcPr>
           <w:p>
             <w:pPr>
@@ -688,20 +705,27 @@
                 <w:sz w:val="18"/>
                 <w:szCs w:val="18"/>
               </w:rPr>
+              <w:fldChar w:fldCharType="separate"/>
+            </w:r>
+            <w:r>
+              <w:rPr>
+                <w:rFonts w:asciiTheme="minorHAnsi" w:hAnsiTheme="minorHAnsi"/>
+                <w:sz w:val="18"/>
+                <w:szCs w:val="18"/>
+              </w:rPr>
               <w:fldChar w:fldCharType="end"/>
             </w:r>
           </w:p>
         </w:tc>
         <w:tc>
           <w:tcPr>
-            <w:tcW w:w="2330" w:type="dxa"/>
+            <w:tcW w:w="2259" w:type="dxa"/>
             <w:gridSpan w:val="5"/>
             <w:tcBorders>
               <w:top w:val="nil"/>
               <w:left w:val="nil"/>
               <w:bottom w:val="nil"/>
             </w:tcBorders>
-            <w:shd w:val="clear" w:color="auto" w:fill="auto"/>
           </w:tcPr>
           <w:p>
             <w:pPr>
@@ -723,14 +747,13 @@
         </w:tc>
         <w:tc>
           <w:tcPr>
-            <w:tcW w:w="644" w:type="dxa"/>
+            <w:tcW w:w="640" w:type="dxa"/>
             <w:gridSpan w:val="2"/>
             <w:tcBorders>
               <w:top w:val="nil"/>
               <w:bottom w:val="nil"/>
               <w:right w:val="nil"/>
             </w:tcBorders>
-            <w:shd w:val="clear" w:color="auto" w:fill="auto"/>
           </w:tcPr>
           <w:p>
             <w:pPr>
@@ -780,20 +803,27 @@
                 <w:sz w:val="18"/>
                 <w:szCs w:val="18"/>
               </w:rPr>
+              <w:fldChar w:fldCharType="separate"/>
+            </w:r>
+            <w:r>
+              <w:rPr>
+                <w:rFonts w:asciiTheme="minorHAnsi" w:hAnsiTheme="minorHAnsi"/>
+                <w:sz w:val="18"/>
+                <w:szCs w:val="18"/>
+              </w:rPr>
               <w:fldChar w:fldCharType="end"/>
             </w:r>
           </w:p>
         </w:tc>
         <w:tc>
           <w:tcPr>
-            <w:tcW w:w="2896" w:type="dxa"/>
+            <w:tcW w:w="2811" w:type="dxa"/>
             <w:gridSpan w:val="6"/>
             <w:tcBorders>
               <w:top w:val="nil"/>
               <w:left w:val="nil"/>
               <w:bottom w:val="nil"/>
             </w:tcBorders>
-            <w:shd w:val="clear" w:color="auto" w:fill="auto"/>
           </w:tcPr>
           <w:p>
             <w:pPr>
@@ -815,13 +845,12 @@
         </w:tc>
         <w:tc>
           <w:tcPr>
-            <w:tcW w:w="659" w:type="dxa"/>
+            <w:tcW w:w="645" w:type="dxa"/>
             <w:tcBorders>
               <w:top w:val="nil"/>
               <w:bottom w:val="nil"/>
               <w:right w:val="nil"/>
             </w:tcBorders>
-            <w:shd w:val="clear" w:color="auto" w:fill="auto"/>
           </w:tcPr>
           <w:p>
             <w:pPr>
@@ -870,20 +899,27 @@
                 <w:sz w:val="18"/>
                 <w:szCs w:val="18"/>
               </w:rPr>
+              <w:fldChar w:fldCharType="separate"/>
+            </w:r>
+            <w:r>
+              <w:rPr>
+                <w:rFonts w:asciiTheme="minorHAnsi" w:hAnsiTheme="minorHAnsi"/>
+                <w:sz w:val="18"/>
+                <w:szCs w:val="18"/>
+              </w:rPr>
               <w:fldChar w:fldCharType="end"/>
             </w:r>
           </w:p>
         </w:tc>
         <w:tc>
           <w:tcPr>
-            <w:tcW w:w="2601" w:type="dxa"/>
+            <w:tcW w:w="2609" w:type="dxa"/>
             <w:gridSpan w:val="4"/>
             <w:tcBorders>
               <w:top w:val="nil"/>
               <w:left w:val="nil"/>
               <w:bottom w:val="nil"/>
             </w:tcBorders>
-            <w:shd w:val="clear" w:color="auto" w:fill="auto"/>
           </w:tcPr>
           <w:p>
             <w:pPr>
@@ -1007,7 +1043,6 @@
               <w:top w:val="nil"/>
               <w:right w:val="nil"/>
             </w:tcBorders>
-            <w:shd w:val="clear" w:color="auto" w:fill="auto"/>
           </w:tcPr>
           <w:p>
             <w:pPr>
@@ -1056,19 +1091,26 @@
                 <w:sz w:val="18"/>
                 <w:szCs w:val="18"/>
               </w:rPr>
+              <w:fldChar w:fldCharType="separate"/>
+            </w:r>
+            <w:r>
+              <w:rPr>
+                <w:rFonts w:asciiTheme="minorHAnsi" w:hAnsiTheme="minorHAnsi"/>
+                <w:sz w:val="18"/>
+                <w:szCs w:val="18"/>
+              </w:rPr>
               <w:fldChar w:fldCharType="end"/>
             </w:r>
           </w:p>
         </w:tc>
         <w:tc>
           <w:tcPr>
-            <w:tcW w:w="2330" w:type="dxa"/>
+            <w:tcW w:w="2259" w:type="dxa"/>
             <w:gridSpan w:val="5"/>
             <w:tcBorders>
               <w:top w:val="nil"/>
               <w:left w:val="nil"/>
             </w:tcBorders>
-            <w:shd w:val="clear" w:color="auto" w:fill="auto"/>
           </w:tcPr>
           <w:p>
             <w:pPr>
@@ -1090,13 +1132,12 @@
         </w:tc>
         <w:tc>
           <w:tcPr>
-            <w:tcW w:w="644" w:type="dxa"/>
+            <w:tcW w:w="640" w:type="dxa"/>
             <w:gridSpan w:val="2"/>
             <w:tcBorders>
               <w:top w:val="nil"/>
               <w:right w:val="nil"/>
             </w:tcBorders>
-            <w:shd w:val="clear" w:color="auto" w:fill="auto"/>
           </w:tcPr>
           <w:p>
             <w:pPr>
@@ -1145,19 +1186,26 @@
                 <w:sz w:val="18"/>
                 <w:szCs w:val="18"/>
               </w:rPr>
+              <w:fldChar w:fldCharType="separate"/>
+            </w:r>
+            <w:r>
+              <w:rPr>
+                <w:rFonts w:asciiTheme="minorHAnsi" w:hAnsiTheme="minorHAnsi"/>
+                <w:sz w:val="18"/>
+                <w:szCs w:val="18"/>
+              </w:rPr>
               <w:fldChar w:fldCharType="end"/>
             </w:r>
           </w:p>
         </w:tc>
         <w:tc>
           <w:tcPr>
-            <w:tcW w:w="2896" w:type="dxa"/>
+            <w:tcW w:w="2811" w:type="dxa"/>
             <w:gridSpan w:val="6"/>
             <w:tcBorders>
               <w:top w:val="nil"/>
               <w:left w:val="nil"/>
             </w:tcBorders>
-            <w:shd w:val="clear" w:color="auto" w:fill="auto"/>
           </w:tcPr>
           <w:p>
             <w:pPr>
@@ -1179,12 +1227,11 @@
         </w:tc>
         <w:tc>
           <w:tcPr>
-            <w:tcW w:w="659" w:type="dxa"/>
+            <w:tcW w:w="645" w:type="dxa"/>
             <w:tcBorders>
               <w:top w:val="nil"/>
               <w:right w:val="nil"/>
             </w:tcBorders>
-            <w:shd w:val="clear" w:color="auto" w:fill="auto"/>
           </w:tcPr>
           <w:p>
             <w:pPr>
@@ -1233,19 +1280,26 @@
                 <w:sz w:val="18"/>
                 <w:szCs w:val="18"/>
               </w:rPr>
+              <w:fldChar w:fldCharType="separate"/>
+            </w:r>
+            <w:r>
+              <w:rPr>
+                <w:rFonts w:asciiTheme="minorHAnsi" w:hAnsiTheme="minorHAnsi"/>
+                <w:sz w:val="18"/>
+                <w:szCs w:val="18"/>
+              </w:rPr>
               <w:fldChar w:fldCharType="end"/>
             </w:r>
           </w:p>
         </w:tc>
         <w:tc>
           <w:tcPr>
-            <w:tcW w:w="2601" w:type="dxa"/>
+            <w:tcW w:w="2609" w:type="dxa"/>
             <w:gridSpan w:val="4"/>
             <w:tcBorders>
               <w:top w:val="nil"/>
               <w:left w:val="nil"/>
             </w:tcBorders>
-            <w:shd w:val="clear" w:color="auto" w:fill="auto"/>
           </w:tcPr>
           <w:p>
             <w:pPr>
@@ -1275,9 +1329,8 @@
         </w:trPr>
         <w:tc>
           <w:tcPr>
-            <w:tcW w:w="9794" w:type="dxa"/>
+            <w:tcW w:w="9628" w:type="dxa"/>
             <w:gridSpan w:val="20"/>
-            <w:shd w:val="clear" w:color="auto" w:fill="auto"/>
           </w:tcPr>
           <w:p>
             <w:pPr>
@@ -1299,7 +1352,7 @@
         </w:trPr>
         <w:tc>
           <w:tcPr>
-            <w:tcW w:w="6534" w:type="dxa"/>
+            <w:tcW w:w="6374" w:type="dxa"/>
             <w:gridSpan w:val="15"/>
             <w:vAlign w:val="center"/>
           </w:tcPr>
@@ -1325,7 +1378,7 @@
         </w:tc>
         <w:tc>
           <w:tcPr>
-            <w:tcW w:w="3260" w:type="dxa"/>
+            <w:tcW w:w="3254" w:type="dxa"/>
             <w:gridSpan w:val="5"/>
             <w:vAlign w:val="center"/>
           </w:tcPr>
@@ -1338,15 +1391,6 @@
                 <w:szCs w:val="20"/>
               </w:rPr>
             </w:pPr>
-            <w:r>
-              <w:rPr>
-                <w:rFonts w:asciiTheme="minorHAnsi" w:hAnsiTheme="minorHAnsi"/>
-                <w:b/>
-                <w:sz w:val="20"/>
-                <w:szCs w:val="20"/>
-              </w:rPr>
-              <w:t>TLV – IBE</w:t>
-            </w:r>
           </w:p>
         </w:tc>
       </w:tr>
@@ -1359,7 +1403,7 @@
         </w:trPr>
         <w:tc>
           <w:tcPr>
-            <w:tcW w:w="6534" w:type="dxa"/>
+            <w:tcW w:w="6374" w:type="dxa"/>
             <w:gridSpan w:val="15"/>
             <w:vAlign w:val="center"/>
           </w:tcPr>
@@ -1377,55 +1421,13 @@
                 <w:sz w:val="16"/>
                 <w:szCs w:val="16"/>
               </w:rPr>
-              <w:fldChar w:fldCharType="begin">
-                <w:ffData>
-                  <w:name w:val="Controllo1"/>
-                  <w:enabled/>
-                  <w:calcOnExit w:val="0"/>
-                  <w:checkBox>
-                    <w:sizeAuto/>
-                    <w:default w:val="0"/>
-                    <w:checked/>
-                  </w:checkBox>
-                </w:ffData>
-              </w:fldChar>
-            </w:r>
-            <w:r>
-              <w:rPr>
-                <w:rFonts w:asciiTheme="minorHAnsi" w:hAnsiTheme="minorHAnsi"/>
-                <w:sz w:val="16"/>
-                <w:szCs w:val="16"/>
-              </w:rPr>
-              <w:instrText xml:space="preserve"> FORMCHECKBOX </w:instrText>
-            </w:r>
-            <w:r>
-              <w:rPr>
-                <w:rFonts w:asciiTheme="minorHAnsi" w:hAnsiTheme="minorHAnsi"/>
-                <w:sz w:val="16"/>
-                <w:szCs w:val="16"/>
-              </w:rPr>
-            </w:r>
-            <w:r>
-              <w:rPr>
-                <w:rFonts w:asciiTheme="minorHAnsi" w:hAnsiTheme="minorHAnsi"/>
-                <w:sz w:val="16"/>
-                <w:szCs w:val="16"/>
-              </w:rPr>
-              <w:fldChar w:fldCharType="end"/>
-            </w:r>
-            <w:r>
-              <w:rPr>
-                <w:rFonts w:asciiTheme="minorHAnsi" w:hAnsiTheme="minorHAnsi"/>
-                <w:sz w:val="16"/>
-                <w:szCs w:val="16"/>
-              </w:rPr>
-              <w:t xml:space="preserve"> Fosfato biammonico</w:t>
-            </w:r>
-          </w:p>
-        </w:tc>
-        <w:tc>
-          <w:tcPr>
-            <w:tcW w:w="3260" w:type="dxa"/>
+              <w:t>Vedi SDS</w:t>
+            </w:r>
+          </w:p>
+        </w:tc>
+        <w:tc>
+          <w:tcPr>
+            <w:tcW w:w="3254" w:type="dxa"/>
             <w:gridSpan w:val="5"/>
             <w:vAlign w:val="center"/>
           </w:tcPr>
@@ -1437,14 +1439,6 @@
                 <w:szCs w:val="16"/>
               </w:rPr>
             </w:pPr>
-            <w:r>
-              <w:rPr>
-                <w:rFonts w:asciiTheme="minorHAnsi" w:hAnsiTheme="minorHAnsi"/>
-                <w:sz w:val="16"/>
-                <w:szCs w:val="16"/>
-              </w:rPr>
-              <w:t>--</w:t>
-            </w:r>
           </w:p>
         </w:tc>
       </w:tr>
@@ -1457,7 +1451,7 @@
         </w:trPr>
         <w:tc>
           <w:tcPr>
-            <w:tcW w:w="6534" w:type="dxa"/>
+            <w:tcW w:w="6374" w:type="dxa"/>
             <w:gridSpan w:val="15"/>
             <w:vAlign w:val="center"/>
           </w:tcPr>
@@ -1469,61 +1463,11 @@
                 <w:szCs w:val="16"/>
               </w:rPr>
             </w:pPr>
-            <w:r>
-              <w:rPr>
-                <w:rFonts w:asciiTheme="minorHAnsi" w:hAnsiTheme="minorHAnsi"/>
-                <w:sz w:val="16"/>
-                <w:szCs w:val="16"/>
-              </w:rPr>
-              <w:fldChar w:fldCharType="begin">
-                <w:ffData>
-                  <w:name w:val="Controllo1"/>
-                  <w:enabled/>
-                  <w:calcOnExit w:val="0"/>
-                  <w:checkBox>
-                    <w:sizeAuto/>
-                    <w:default w:val="0"/>
-                    <w:checked/>
-                  </w:checkBox>
-                </w:ffData>
-              </w:fldChar>
-            </w:r>
-            <w:r>
-              <w:rPr>
-                <w:rFonts w:asciiTheme="minorHAnsi" w:hAnsiTheme="minorHAnsi"/>
-                <w:sz w:val="16"/>
-                <w:szCs w:val="16"/>
-              </w:rPr>
-              <w:instrText xml:space="preserve"> FORMCHECKBOX </w:instrText>
-            </w:r>
-            <w:r>
-              <w:rPr>
-                <w:rFonts w:asciiTheme="minorHAnsi" w:hAnsiTheme="minorHAnsi"/>
-                <w:sz w:val="16"/>
-                <w:szCs w:val="16"/>
-              </w:rPr>
-            </w:r>
-            <w:r>
-              <w:rPr>
-                <w:rFonts w:asciiTheme="minorHAnsi" w:hAnsiTheme="minorHAnsi"/>
-                <w:sz w:val="16"/>
-                <w:szCs w:val="16"/>
-              </w:rPr>
-              <w:fldChar w:fldCharType="end"/>
-            </w:r>
-            <w:r>
-              <w:rPr>
-                <w:rFonts w:asciiTheme="minorHAnsi" w:hAnsiTheme="minorHAnsi"/>
-                <w:sz w:val="16"/>
-                <w:szCs w:val="16"/>
-              </w:rPr>
-              <w:t xml:space="preserve"> Cloruro di potassio</w:t>
-            </w:r>
-          </w:p>
-        </w:tc>
-        <w:tc>
-          <w:tcPr>
-            <w:tcW w:w="3260" w:type="dxa"/>
+          </w:p>
+        </w:tc>
+        <w:tc>
+          <w:tcPr>
+            <w:tcW w:w="3254" w:type="dxa"/>
             <w:gridSpan w:val="5"/>
             <w:vAlign w:val="center"/>
           </w:tcPr>
@@ -1535,14 +1479,6 @@
                 <w:szCs w:val="16"/>
               </w:rPr>
             </w:pPr>
-            <w:r>
-              <w:rPr>
-                <w:rFonts w:asciiTheme="minorHAnsi" w:hAnsiTheme="minorHAnsi"/>
-                <w:sz w:val="16"/>
-                <w:szCs w:val="16"/>
-              </w:rPr>
-              <w:t>--</w:t>
-            </w:r>
           </w:p>
         </w:tc>
       </w:tr>
@@ -1555,7 +1491,7 @@
         </w:trPr>
         <w:tc>
           <w:tcPr>
-            <w:tcW w:w="9794" w:type="dxa"/>
+            <w:tcW w:w="9628" w:type="dxa"/>
             <w:gridSpan w:val="20"/>
             <w:tcBorders>
               <w:bottom w:val="nil"/>
@@ -1582,7 +1518,7 @@
         </w:trPr>
         <w:tc>
           <w:tcPr>
-            <w:tcW w:w="2378" w:type="dxa"/>
+            <w:tcW w:w="2319" w:type="dxa"/>
             <w:gridSpan w:val="5"/>
             <w:vAlign w:val="center"/>
           </w:tcPr>
@@ -1606,7 +1542,7 @@
         </w:tc>
         <w:tc>
           <w:tcPr>
-            <w:tcW w:w="7416" w:type="dxa"/>
+            <w:tcW w:w="7309" w:type="dxa"/>
             <w:gridSpan w:val="15"/>
             <w:vAlign w:val="center"/>
           </w:tcPr>
@@ -1638,7 +1574,7 @@
         </w:trPr>
         <w:tc>
           <w:tcPr>
-            <w:tcW w:w="2378" w:type="dxa"/>
+            <w:tcW w:w="2319" w:type="dxa"/>
             <w:gridSpan w:val="5"/>
             <w:vAlign w:val="center"/>
           </w:tcPr>
@@ -1662,7 +1598,7 @@
         </w:tc>
         <w:tc>
           <w:tcPr>
-            <w:tcW w:w="2472" w:type="dxa"/>
+            <w:tcW w:w="2478" w:type="dxa"/>
             <w:gridSpan w:val="7"/>
             <w:vAlign w:val="center"/>
           </w:tcPr>
@@ -1686,7 +1622,7 @@
         </w:tc>
         <w:tc>
           <w:tcPr>
-            <w:tcW w:w="2472" w:type="dxa"/>
+            <w:tcW w:w="2398" w:type="dxa"/>
             <w:gridSpan w:val="5"/>
             <w:vAlign w:val="center"/>
           </w:tcPr>
@@ -1710,7 +1646,7 @@
         </w:tc>
         <w:tc>
           <w:tcPr>
-            <w:tcW w:w="2472" w:type="dxa"/>
+            <w:tcW w:w="2433" w:type="dxa"/>
             <w:gridSpan w:val="3"/>
             <w:vAlign w:val="center"/>
           </w:tcPr>
@@ -1742,7 +1678,7 @@
         </w:trPr>
         <w:tc>
           <w:tcPr>
-            <w:tcW w:w="2378" w:type="dxa"/>
+            <w:tcW w:w="2319" w:type="dxa"/>
             <w:gridSpan w:val="5"/>
             <w:tcBorders>
               <w:bottom w:val="single" w:sz="4" w:space="0" w:color="auto"/>
@@ -1769,7 +1705,7 @@
         </w:tc>
         <w:tc>
           <w:tcPr>
-            <w:tcW w:w="3903" w:type="dxa"/>
+            <w:tcW w:w="3808" w:type="dxa"/>
             <w:gridSpan w:val="9"/>
             <w:tcBorders>
               <w:bottom w:val="single" w:sz="4" w:space="0" w:color="auto"/>
@@ -1826,6 +1762,14 @@
                 <w:sz w:val="16"/>
                 <w:szCs w:val="16"/>
               </w:rPr>
+              <w:fldChar w:fldCharType="separate"/>
+            </w:r>
+            <w:r>
+              <w:rPr>
+                <w:rFonts w:asciiTheme="minorHAnsi" w:hAnsiTheme="minorHAnsi"/>
+                <w:sz w:val="16"/>
+                <w:szCs w:val="16"/>
+              </w:rPr>
               <w:fldChar w:fldCharType="end"/>
             </w:r>
             <w:r>
@@ -1887,6 +1831,14 @@
                 <w:sz w:val="16"/>
                 <w:szCs w:val="16"/>
               </w:rPr>
+              <w:fldChar w:fldCharType="separate"/>
+            </w:r>
+            <w:r>
+              <w:rPr>
+                <w:rFonts w:asciiTheme="minorHAnsi" w:hAnsiTheme="minorHAnsi"/>
+                <w:sz w:val="16"/>
+                <w:szCs w:val="16"/>
+              </w:rPr>
               <w:fldChar w:fldCharType="end"/>
             </w:r>
             <w:r>
@@ -1901,7 +1853,7 @@
         </w:tc>
         <w:tc>
           <w:tcPr>
-            <w:tcW w:w="3513" w:type="dxa"/>
+            <w:tcW w:w="3501" w:type="dxa"/>
             <w:gridSpan w:val="6"/>
             <w:tcBorders>
               <w:bottom w:val="single" w:sz="4" w:space="0" w:color="auto"/>
@@ -1958,6 +1910,14 @@
                 <w:sz w:val="16"/>
                 <w:szCs w:val="16"/>
               </w:rPr>
+              <w:fldChar w:fldCharType="separate"/>
+            </w:r>
+            <w:r>
+              <w:rPr>
+                <w:rFonts w:asciiTheme="minorHAnsi" w:hAnsiTheme="minorHAnsi"/>
+                <w:sz w:val="16"/>
+                <w:szCs w:val="16"/>
+              </w:rPr>
               <w:fldChar w:fldCharType="end"/>
             </w:r>
             <w:r>
@@ -2019,6 +1979,14 @@
                 <w:sz w:val="16"/>
                 <w:szCs w:val="16"/>
               </w:rPr>
+              <w:fldChar w:fldCharType="separate"/>
+            </w:r>
+            <w:r>
+              <w:rPr>
+                <w:rFonts w:asciiTheme="minorHAnsi" w:hAnsiTheme="minorHAnsi"/>
+                <w:sz w:val="16"/>
+                <w:szCs w:val="16"/>
+              </w:rPr>
               <w:fldChar w:fldCharType="end"/>
             </w:r>
             <w:r>
@@ -2080,6 +2048,14 @@
                 <w:sz w:val="16"/>
                 <w:szCs w:val="16"/>
               </w:rPr>
+              <w:fldChar w:fldCharType="separate"/>
+            </w:r>
+            <w:r>
+              <w:rPr>
+                <w:rFonts w:asciiTheme="minorHAnsi" w:hAnsiTheme="minorHAnsi"/>
+                <w:sz w:val="16"/>
+                <w:szCs w:val="16"/>
+              </w:rPr>
               <w:fldChar w:fldCharType="end"/>
             </w:r>
             <w:r>
@@ -2102,7 +2078,7 @@
         </w:trPr>
         <w:tc>
           <w:tcPr>
-            <w:tcW w:w="9794" w:type="dxa"/>
+            <w:tcW w:w="9628" w:type="dxa"/>
             <w:gridSpan w:val="20"/>
             <w:tcBorders>
               <w:bottom w:val="nil"/>
@@ -2153,7 +2129,7 @@
         </w:tc>
         <w:tc>
           <w:tcPr>
-            <w:tcW w:w="9404" w:type="dxa"/>
+            <w:tcW w:w="9238" w:type="dxa"/>
             <w:gridSpan w:val="19"/>
             <w:tcBorders>
               <w:top w:val="nil"/>
@@ -2188,7 +2164,7 @@
         </w:trPr>
         <w:tc>
           <w:tcPr>
-            <w:tcW w:w="9794" w:type="dxa"/>
+            <w:tcW w:w="9628" w:type="dxa"/>
             <w:gridSpan w:val="20"/>
             <w:tcBorders>
               <w:top w:val="nil"/>
@@ -2215,7 +2191,7 @@
         </w:trPr>
         <w:tc>
           <w:tcPr>
-            <w:tcW w:w="1634" w:type="dxa"/>
+            <w:tcW w:w="1614" w:type="dxa"/>
             <w:gridSpan w:val="4"/>
             <w:vAlign w:val="center"/>
           </w:tcPr>
@@ -2241,7 +2217,7 @@
         </w:tc>
         <w:tc>
           <w:tcPr>
-            <w:tcW w:w="1624" w:type="dxa"/>
+            <w:tcW w:w="1573" w:type="dxa"/>
             <w:gridSpan w:val="4"/>
             <w:vAlign w:val="center"/>
           </w:tcPr>
@@ -2267,7 +2243,7 @@
         </w:tc>
         <w:tc>
           <w:tcPr>
-            <w:tcW w:w="1710" w:type="dxa"/>
+            <w:tcW w:w="1681" w:type="dxa"/>
             <w:gridSpan w:val="5"/>
             <w:tcBorders>
               <w:right w:val="single" w:sz="12" w:space="0" w:color="auto"/>
@@ -2297,7 +2273,7 @@
         </w:tc>
         <w:tc>
           <w:tcPr>
-            <w:tcW w:w="2413" w:type="dxa"/>
+            <w:tcW w:w="2327" w:type="dxa"/>
             <w:gridSpan w:val="4"/>
             <w:tcBorders>
               <w:top w:val="single" w:sz="12" w:space="0" w:color="auto"/>
@@ -2328,7 +2304,7 @@
         </w:tc>
         <w:tc>
           <w:tcPr>
-            <w:tcW w:w="2413" w:type="dxa"/>
+            <w:tcW w:w="2433" w:type="dxa"/>
             <w:gridSpan w:val="3"/>
             <w:tcBorders>
               <w:top w:val="single" w:sz="12" w:space="0" w:color="auto"/>
@@ -2368,7 +2344,7 @@
         </w:trPr>
         <w:tc>
           <w:tcPr>
-            <w:tcW w:w="1634" w:type="dxa"/>
+            <w:tcW w:w="1614" w:type="dxa"/>
             <w:gridSpan w:val="4"/>
             <w:vAlign w:val="center"/>
           </w:tcPr>
@@ -2389,7 +2365,7 @@
         </w:tc>
         <w:tc>
           <w:tcPr>
-            <w:tcW w:w="1624" w:type="dxa"/>
+            <w:tcW w:w="1573" w:type="dxa"/>
             <w:gridSpan w:val="4"/>
             <w:vAlign w:val="center"/>
           </w:tcPr>
@@ -2414,7 +2390,7 @@
         </w:tc>
         <w:tc>
           <w:tcPr>
-            <w:tcW w:w="1710" w:type="dxa"/>
+            <w:tcW w:w="1681" w:type="dxa"/>
             <w:gridSpan w:val="5"/>
             <w:tcBorders>
               <w:right w:val="single" w:sz="12" w:space="0" w:color="auto"/>
@@ -2442,7 +2418,7 @@
         </w:tc>
         <w:tc>
           <w:tcPr>
-            <w:tcW w:w="2413" w:type="dxa"/>
+            <w:tcW w:w="2327" w:type="dxa"/>
             <w:gridSpan w:val="4"/>
             <w:tcBorders>
               <w:left w:val="single" w:sz="12" w:space="0" w:color="auto"/>
@@ -2473,7 +2449,7 @@
         </w:tc>
         <w:tc>
           <w:tcPr>
-            <w:tcW w:w="622" w:type="dxa"/>
+            <w:tcW w:w="607" w:type="dxa"/>
             <w:gridSpan w:val="2"/>
             <w:tcBorders>
               <w:bottom w:val="single" w:sz="12" w:space="0" w:color="auto"/>
@@ -2533,6 +2509,15 @@
                 <w:sz w:val="16"/>
                 <w:szCs w:val="16"/>
               </w:rPr>
+              <w:fldChar w:fldCharType="separate"/>
+            </w:r>
+            <w:r>
+              <w:rPr>
+                <w:rFonts w:asciiTheme="minorHAnsi" w:hAnsiTheme="minorHAnsi"/>
+                <w:b/>
+                <w:sz w:val="16"/>
+                <w:szCs w:val="16"/>
+              </w:rPr>
               <w:fldChar w:fldCharType="end"/>
             </w:r>
           </w:p>
@@ -2588,6 +2573,15 @@
                 <w:sz w:val="16"/>
                 <w:szCs w:val="16"/>
               </w:rPr>
+              <w:fldChar w:fldCharType="separate"/>
+            </w:r>
+            <w:r>
+              <w:rPr>
+                <w:rFonts w:asciiTheme="minorHAnsi" w:hAnsiTheme="minorHAnsi"/>
+                <w:b/>
+                <w:sz w:val="16"/>
+                <w:szCs w:val="16"/>
+              </w:rPr>
               <w:fldChar w:fldCharType="end"/>
             </w:r>
           </w:p>
@@ -2643,6 +2637,15 @@
                 <w:sz w:val="16"/>
                 <w:szCs w:val="16"/>
               </w:rPr>
+              <w:fldChar w:fldCharType="separate"/>
+            </w:r>
+            <w:r>
+              <w:rPr>
+                <w:rFonts w:asciiTheme="minorHAnsi" w:hAnsiTheme="minorHAnsi"/>
+                <w:b/>
+                <w:sz w:val="16"/>
+                <w:szCs w:val="16"/>
+              </w:rPr>
               <w:fldChar w:fldCharType="end"/>
             </w:r>
           </w:p>
@@ -2698,6 +2701,15 @@
                 <w:sz w:val="16"/>
                 <w:szCs w:val="16"/>
               </w:rPr>
+              <w:fldChar w:fldCharType="separate"/>
+            </w:r>
+            <w:r>
+              <w:rPr>
+                <w:rFonts w:asciiTheme="minorHAnsi" w:hAnsiTheme="minorHAnsi"/>
+                <w:b/>
+                <w:sz w:val="16"/>
+                <w:szCs w:val="16"/>
+              </w:rPr>
               <w:fldChar w:fldCharType="end"/>
             </w:r>
           </w:p>
@@ -2753,13 +2765,22 @@
                 <w:sz w:val="16"/>
                 <w:szCs w:val="16"/>
               </w:rPr>
+              <w:fldChar w:fldCharType="separate"/>
+            </w:r>
+            <w:r>
+              <w:rPr>
+                <w:rFonts w:asciiTheme="minorHAnsi" w:hAnsiTheme="minorHAnsi"/>
+                <w:b/>
+                <w:sz w:val="16"/>
+                <w:szCs w:val="16"/>
+              </w:rPr>
               <w:fldChar w:fldCharType="end"/>
             </w:r>
           </w:p>
         </w:tc>
         <w:tc>
           <w:tcPr>
-            <w:tcW w:w="1791" w:type="dxa"/>
+            <w:tcW w:w="1826" w:type="dxa"/>
             <w:tcBorders>
               <w:left w:val="single" w:sz="4" w:space="0" w:color="auto"/>
               <w:bottom w:val="single" w:sz="12" w:space="0" w:color="auto"/>
@@ -2873,7 +2894,7 @@
         </w:trPr>
         <w:tc>
           <w:tcPr>
-            <w:tcW w:w="9794" w:type="dxa"/>
+            <w:tcW w:w="9628" w:type="dxa"/>
             <w:gridSpan w:val="20"/>
             <w:tcBorders>
               <w:bottom w:val="nil"/>
@@ -2924,7 +2945,7 @@
         </w:tc>
         <w:tc>
           <w:tcPr>
-            <w:tcW w:w="6991" w:type="dxa"/>
+            <w:tcW w:w="6805" w:type="dxa"/>
             <w:gridSpan w:val="16"/>
             <w:tcBorders>
               <w:top w:val="nil"/>
@@ -2952,7 +2973,7 @@
         </w:tc>
         <w:tc>
           <w:tcPr>
-            <w:tcW w:w="2413" w:type="dxa"/>
+            <w:tcW w:w="2433" w:type="dxa"/>
             <w:gridSpan w:val="3"/>
             <w:tcBorders>
               <w:top w:val="single" w:sz="4" w:space="0" w:color="auto"/>
@@ -3023,6 +3044,15 @@
                 <w:sz w:val="16"/>
                 <w:szCs w:val="16"/>
               </w:rPr>
+              <w:fldChar w:fldCharType="separate"/>
+            </w:r>
+            <w:r>
+              <w:rPr>
+                <w:rFonts w:asciiTheme="minorHAnsi" w:hAnsiTheme="minorHAnsi"/>
+                <w:b/>
+                <w:sz w:val="16"/>
+                <w:szCs w:val="16"/>
+              </w:rPr>
               <w:fldChar w:fldCharType="end"/>
             </w:r>
             <w:r>
@@ -3077,6 +3107,15 @@
                 <w:sz w:val="16"/>
                 <w:szCs w:val="16"/>
               </w:rPr>
+              <w:fldChar w:fldCharType="separate"/>
+            </w:r>
+            <w:r>
+              <w:rPr>
+                <w:rFonts w:asciiTheme="minorHAnsi" w:hAnsiTheme="minorHAnsi"/>
+                <w:b/>
+                <w:sz w:val="16"/>
+                <w:szCs w:val="16"/>
+              </w:rPr>
               <w:fldChar w:fldCharType="end"/>
             </w:r>
             <w:r>
@@ -3100,7 +3139,7 @@
         </w:trPr>
         <w:tc>
           <w:tcPr>
-            <w:tcW w:w="9794" w:type="dxa"/>
+            <w:tcW w:w="9628" w:type="dxa"/>
             <w:gridSpan w:val="20"/>
             <w:tcBorders>
               <w:top w:val="nil"/>
@@ -3127,7 +3166,7 @@
         </w:trPr>
         <w:tc>
           <w:tcPr>
-            <w:tcW w:w="9794" w:type="dxa"/>
+            <w:tcW w:w="9628" w:type="dxa"/>
             <w:gridSpan w:val="20"/>
             <w:tcBorders>
               <w:bottom w:val="nil"/>
@@ -3178,7 +3217,7 @@
         </w:tc>
         <w:tc>
           <w:tcPr>
-            <w:tcW w:w="9404" w:type="dxa"/>
+            <w:tcW w:w="9238" w:type="dxa"/>
             <w:gridSpan w:val="19"/>
             <w:tcBorders>
               <w:top w:val="nil"/>
@@ -3213,7 +3252,7 @@
         </w:trPr>
         <w:tc>
           <w:tcPr>
-            <w:tcW w:w="9794" w:type="dxa"/>
+            <w:tcW w:w="9628" w:type="dxa"/>
             <w:gridSpan w:val="20"/>
             <w:tcBorders>
               <w:top w:val="nil"/>
@@ -3241,7 +3280,7 @@
         </w:trPr>
         <w:tc>
           <w:tcPr>
-            <w:tcW w:w="4897" w:type="dxa"/>
+            <w:tcW w:w="4797" w:type="dxa"/>
             <w:gridSpan w:val="12"/>
             <w:tcBorders>
               <w:right w:val="nil"/>
@@ -3298,6 +3337,15 @@
                 <w:sz w:val="16"/>
                 <w:szCs w:val="16"/>
               </w:rPr>
+              <w:fldChar w:fldCharType="separate"/>
+            </w:r>
+            <w:r>
+              <w:rPr>
+                <w:rFonts w:asciiTheme="minorHAnsi" w:hAnsiTheme="minorHAnsi"/>
+                <w:b/>
+                <w:sz w:val="16"/>
+                <w:szCs w:val="16"/>
+              </w:rPr>
               <w:fldChar w:fldCharType="end"/>
             </w:r>
             <w:r>
@@ -3448,6 +3496,14 @@
                 <w:sz w:val="16"/>
                 <w:szCs w:val="16"/>
               </w:rPr>
+            </w:r>
+            <w:r>
+              <w:rPr>
+                <w:rFonts w:asciiTheme="minorHAnsi" w:hAnsiTheme="minorHAnsi"/>
+                <w:sz w:val="16"/>
+                <w:szCs w:val="16"/>
+              </w:rPr>
+              <w:fldChar w:fldCharType="separate"/>
             </w:r>
             <w:r>
               <w:rPr>
@@ -3614,6 +3670,14 @@
                 <w:sz w:val="16"/>
                 <w:szCs w:val="16"/>
               </w:rPr>
+              <w:fldChar w:fldCharType="separate"/>
+            </w:r>
+            <w:r>
+              <w:rPr>
+                <w:rFonts w:asciiTheme="minorHAnsi" w:hAnsiTheme="minorHAnsi"/>
+                <w:sz w:val="16"/>
+                <w:szCs w:val="16"/>
+              </w:rPr>
               <w:fldChar w:fldCharType="end"/>
             </w:r>
             <w:r>
@@ -3672,6 +3736,14 @@
                 <w:sz w:val="16"/>
                 <w:szCs w:val="16"/>
               </w:rPr>
+              <w:fldChar w:fldCharType="separate"/>
+            </w:r>
+            <w:r>
+              <w:rPr>
+                <w:rFonts w:asciiTheme="minorHAnsi" w:hAnsiTheme="minorHAnsi"/>
+                <w:sz w:val="16"/>
+                <w:szCs w:val="16"/>
+              </w:rPr>
               <w:fldChar w:fldCharType="end"/>
             </w:r>
             <w:r>
@@ -3730,6 +3802,14 @@
                 <w:sz w:val="16"/>
                 <w:szCs w:val="16"/>
               </w:rPr>
+              <w:fldChar w:fldCharType="separate"/>
+            </w:r>
+            <w:r>
+              <w:rPr>
+                <w:rFonts w:asciiTheme="minorHAnsi" w:hAnsiTheme="minorHAnsi"/>
+                <w:sz w:val="16"/>
+                <w:szCs w:val="16"/>
+              </w:rPr>
               <w:fldChar w:fldCharType="end"/>
             </w:r>
             <w:r>
@@ -3887,6 +3967,14 @@
                 <w:sz w:val="16"/>
                 <w:szCs w:val="16"/>
               </w:rPr>
+              <w:fldChar w:fldCharType="separate"/>
+            </w:r>
+            <w:r>
+              <w:rPr>
+                <w:rFonts w:asciiTheme="minorHAnsi" w:hAnsiTheme="minorHAnsi"/>
+                <w:sz w:val="16"/>
+                <w:szCs w:val="16"/>
+              </w:rPr>
               <w:fldChar w:fldCharType="end"/>
             </w:r>
             <w:r>
@@ -3945,6 +4033,14 @@
                 <w:sz w:val="16"/>
                 <w:szCs w:val="16"/>
               </w:rPr>
+              <w:fldChar w:fldCharType="separate"/>
+            </w:r>
+            <w:r>
+              <w:rPr>
+                <w:rFonts w:asciiTheme="minorHAnsi" w:hAnsiTheme="minorHAnsi"/>
+                <w:sz w:val="16"/>
+                <w:szCs w:val="16"/>
+              </w:rPr>
               <w:fldChar w:fldCharType="end"/>
             </w:r>
             <w:r>
@@ -4067,7 +4163,7 @@
         </w:tc>
         <w:tc>
           <w:tcPr>
-            <w:tcW w:w="4897" w:type="dxa"/>
+            <w:tcW w:w="4831" w:type="dxa"/>
             <w:gridSpan w:val="8"/>
             <w:tcBorders>
               <w:left w:val="nil"/>
@@ -4113,6 +4209,14 @@
                 <w:sz w:val="16"/>
                 <w:szCs w:val="16"/>
               </w:rPr>
+            </w:r>
+            <w:r>
+              <w:rPr>
+                <w:rFonts w:asciiTheme="minorHAnsi" w:hAnsiTheme="minorHAnsi"/>
+                <w:sz w:val="16"/>
+                <w:szCs w:val="16"/>
+              </w:rPr>
+              <w:fldChar w:fldCharType="separate"/>
             </w:r>
             <w:r>
               <w:rPr>
@@ -4179,6 +4283,14 @@
                 <w:sz w:val="16"/>
                 <w:szCs w:val="16"/>
               </w:rPr>
+              <w:fldChar w:fldCharType="separate"/>
+            </w:r>
+            <w:r>
+              <w:rPr>
+                <w:rFonts w:asciiTheme="minorHAnsi" w:hAnsiTheme="minorHAnsi"/>
+                <w:sz w:val="16"/>
+                <w:szCs w:val="16"/>
+              </w:rPr>
               <w:fldChar w:fldCharType="end"/>
             </w:r>
             <w:r>
@@ -4237,6 +4349,14 @@
                 <w:sz w:val="16"/>
                 <w:szCs w:val="16"/>
               </w:rPr>
+              <w:fldChar w:fldCharType="separate"/>
+            </w:r>
+            <w:r>
+              <w:rPr>
+                <w:rFonts w:asciiTheme="minorHAnsi" w:hAnsiTheme="minorHAnsi"/>
+                <w:sz w:val="16"/>
+                <w:szCs w:val="16"/>
+              </w:rPr>
               <w:fldChar w:fldCharType="end"/>
             </w:r>
             <w:r>
@@ -4288,6 +4408,14 @@
                 <w:sz w:val="16"/>
                 <w:szCs w:val="16"/>
               </w:rPr>
+            </w:r>
+            <w:r>
+              <w:rPr>
+                <w:rFonts w:asciiTheme="minorHAnsi" w:hAnsiTheme="minorHAnsi"/>
+                <w:sz w:val="16"/>
+                <w:szCs w:val="16"/>
+              </w:rPr>
+              <w:fldChar w:fldCharType="separate"/>
             </w:r>
             <w:r>
               <w:rPr>
@@ -4354,6 +4482,14 @@
                 <w:sz w:val="16"/>
                 <w:szCs w:val="16"/>
               </w:rPr>
+              <w:fldChar w:fldCharType="separate"/>
+            </w:r>
+            <w:r>
+              <w:rPr>
+                <w:rFonts w:asciiTheme="minorHAnsi" w:hAnsiTheme="minorHAnsi"/>
+                <w:sz w:val="16"/>
+                <w:szCs w:val="16"/>
+              </w:rPr>
               <w:fldChar w:fldCharType="end"/>
             </w:r>
             <w:r>
@@ -4376,7 +4512,7 @@
         </w:trPr>
         <w:tc>
           <w:tcPr>
-            <w:tcW w:w="9794" w:type="dxa"/>
+            <w:tcW w:w="9628" w:type="dxa"/>
             <w:gridSpan w:val="20"/>
             <w:tcBorders>
               <w:bottom w:val="nil"/>
@@ -4427,7 +4563,7 @@
         </w:tc>
         <w:tc>
           <w:tcPr>
-            <w:tcW w:w="9404" w:type="dxa"/>
+            <w:tcW w:w="9238" w:type="dxa"/>
             <w:gridSpan w:val="19"/>
             <w:tcBorders>
               <w:top w:val="nil"/>
@@ -4462,7 +4598,7 @@
         </w:trPr>
         <w:tc>
           <w:tcPr>
-            <w:tcW w:w="9794" w:type="dxa"/>
+            <w:tcW w:w="9628" w:type="dxa"/>
             <w:gridSpan w:val="20"/>
             <w:tcBorders>
               <w:top w:val="nil"/>
@@ -4487,9 +4623,8 @@
         </w:tblPrEx>
         <w:tc>
           <w:tcPr>
-            <w:tcW w:w="2444" w:type="dxa"/>
+            <w:tcW w:w="2385" w:type="dxa"/>
             <w:gridSpan w:val="6"/>
-            <w:shd w:val="clear" w:color="auto" w:fill="auto"/>
           </w:tcPr>
           <w:p>
             <w:pPr>
@@ -4514,9 +4649,8 @@
         </w:tc>
         <w:tc>
           <w:tcPr>
-            <w:tcW w:w="2326" w:type="dxa"/>
+            <w:tcW w:w="2285" w:type="dxa"/>
             <w:gridSpan w:val="5"/>
-            <w:shd w:val="clear" w:color="auto" w:fill="auto"/>
           </w:tcPr>
           <w:p>
             <w:pPr>
@@ -4541,9 +4675,8 @@
         </w:tc>
         <w:tc>
           <w:tcPr>
-            <w:tcW w:w="2883" w:type="dxa"/>
+            <w:tcW w:w="2794" w:type="dxa"/>
             <w:gridSpan w:val="7"/>
-            <w:shd w:val="clear" w:color="auto" w:fill="auto"/>
           </w:tcPr>
           <w:p>
             <w:pPr>
@@ -4568,9 +4701,8 @@
         </w:tc>
         <w:tc>
           <w:tcPr>
-            <w:tcW w:w="2141" w:type="dxa"/>
+            <w:tcW w:w="2164" w:type="dxa"/>
             <w:gridSpan w:val="2"/>
-            <w:shd w:val="clear" w:color="auto" w:fill="auto"/>
           </w:tcPr>
           <w:p>
             <w:pPr>
@@ -4600,9 +4732,8 @@
         </w:tblPrEx>
         <w:tc>
           <w:tcPr>
-            <w:tcW w:w="2444" w:type="dxa"/>
+            <w:tcW w:w="2385" w:type="dxa"/>
             <w:gridSpan w:val="6"/>
-            <w:shd w:val="clear" w:color="auto" w:fill="auto"/>
           </w:tcPr>
           <w:p>
             <w:pPr>
@@ -4652,6 +4783,14 @@
                 <w:sz w:val="16"/>
                 <w:szCs w:val="16"/>
               </w:rPr>
+              <w:fldChar w:fldCharType="separate"/>
+            </w:r>
+            <w:r>
+              <w:rPr>
+                <w:rFonts w:asciiTheme="minorHAnsi" w:hAnsiTheme="minorHAnsi"/>
+                <w:sz w:val="16"/>
+                <w:szCs w:val="16"/>
+              </w:rPr>
               <w:fldChar w:fldCharType="end"/>
             </w:r>
             <w:r>
@@ -4660,7 +4799,15 @@
                 <w:sz w:val="16"/>
                 <w:szCs w:val="16"/>
               </w:rPr>
-              <w:t xml:space="preserve"> Occhiali EN 166 con protezioni laterali</w:t>
+              <w:t xml:space="preserve"> </w:t>
+            </w:r>
+            <w:r>
+              <w:rPr>
+                <w:rFonts w:asciiTheme="minorHAnsi" w:hAnsiTheme="minorHAnsi"/>
+                <w:sz w:val="16"/>
+                <w:szCs w:val="16"/>
+              </w:rPr>
+              <w:t>Occhiali: UNI EN ISO 16321</w:t>
             </w:r>
           </w:p>
           <w:p>
@@ -4710,6 +4857,14 @@
                 <w:sz w:val="16"/>
                 <w:szCs w:val="16"/>
               </w:rPr>
+              <w:fldChar w:fldCharType="separate"/>
+            </w:r>
+            <w:r>
+              <w:rPr>
+                <w:rFonts w:asciiTheme="minorHAnsi" w:hAnsiTheme="minorHAnsi"/>
+                <w:sz w:val="16"/>
+                <w:szCs w:val="16"/>
+              </w:rPr>
               <w:fldChar w:fldCharType="end"/>
             </w:r>
             <w:r>
@@ -4815,9 +4970,8 @@
         </w:tc>
         <w:tc>
           <w:tcPr>
-            <w:tcW w:w="2326" w:type="dxa"/>
+            <w:tcW w:w="2285" w:type="dxa"/>
             <w:gridSpan w:val="5"/>
-            <w:shd w:val="clear" w:color="auto" w:fill="auto"/>
           </w:tcPr>
           <w:p>
             <w:pPr>
@@ -4867,6 +5021,14 @@
                 <w:sz w:val="16"/>
                 <w:szCs w:val="16"/>
               </w:rPr>
+              <w:fldChar w:fldCharType="separate"/>
+            </w:r>
+            <w:r>
+              <w:rPr>
+                <w:rFonts w:asciiTheme="minorHAnsi" w:hAnsiTheme="minorHAnsi"/>
+                <w:sz w:val="16"/>
+                <w:szCs w:val="16"/>
+              </w:rPr>
               <w:fldChar w:fldCharType="end"/>
             </w:r>
             <w:r>
@@ -4925,6 +5087,14 @@
                 <w:sz w:val="16"/>
                 <w:szCs w:val="16"/>
               </w:rPr>
+              <w:fldChar w:fldCharType="separate"/>
+            </w:r>
+            <w:r>
+              <w:rPr>
+                <w:rFonts w:asciiTheme="minorHAnsi" w:hAnsiTheme="minorHAnsi"/>
+                <w:sz w:val="16"/>
+                <w:szCs w:val="16"/>
+              </w:rPr>
               <w:fldChar w:fldCharType="end"/>
             </w:r>
             <w:r>
@@ -4983,6 +5153,14 @@
                 <w:sz w:val="16"/>
                 <w:szCs w:val="16"/>
               </w:rPr>
+              <w:fldChar w:fldCharType="separate"/>
+            </w:r>
+            <w:r>
+              <w:rPr>
+                <w:rFonts w:asciiTheme="minorHAnsi" w:hAnsiTheme="minorHAnsi"/>
+                <w:sz w:val="16"/>
+                <w:szCs w:val="16"/>
+              </w:rPr>
               <w:fldChar w:fldCharType="end"/>
             </w:r>
             <w:r>
@@ -5041,6 +5219,14 @@
                 <w:sz w:val="16"/>
                 <w:szCs w:val="16"/>
               </w:rPr>
+              <w:fldChar w:fldCharType="separate"/>
+            </w:r>
+            <w:r>
+              <w:rPr>
+                <w:rFonts w:asciiTheme="minorHAnsi" w:hAnsiTheme="minorHAnsi"/>
+                <w:sz w:val="16"/>
+                <w:szCs w:val="16"/>
+              </w:rPr>
               <w:fldChar w:fldCharType="end"/>
             </w:r>
             <w:r>
@@ -5146,9 +5332,8 @@
         </w:tc>
         <w:tc>
           <w:tcPr>
-            <w:tcW w:w="2883" w:type="dxa"/>
+            <w:tcW w:w="2794" w:type="dxa"/>
             <w:gridSpan w:val="7"/>
-            <w:shd w:val="clear" w:color="auto" w:fill="auto"/>
           </w:tcPr>
           <w:p>
             <w:pPr>
@@ -5197,6 +5382,14 @@
                 <w:sz w:val="16"/>
                 <w:szCs w:val="16"/>
               </w:rPr>
+              <w:fldChar w:fldCharType="separate"/>
+            </w:r>
+            <w:r>
+              <w:rPr>
+                <w:rFonts w:asciiTheme="minorHAnsi" w:hAnsiTheme="minorHAnsi"/>
+                <w:sz w:val="16"/>
+                <w:szCs w:val="16"/>
+              </w:rPr>
               <w:fldChar w:fldCharType="end"/>
             </w:r>
             <w:r>
@@ -5255,6 +5448,14 @@
                 <w:sz w:val="16"/>
                 <w:szCs w:val="16"/>
               </w:rPr>
+              <w:fldChar w:fldCharType="separate"/>
+            </w:r>
+            <w:r>
+              <w:rPr>
+                <w:rFonts w:asciiTheme="minorHAnsi" w:hAnsiTheme="minorHAnsi"/>
+                <w:sz w:val="16"/>
+                <w:szCs w:val="16"/>
+              </w:rPr>
               <w:fldChar w:fldCharType="end"/>
             </w:r>
             <w:r>
@@ -5313,6 +5514,14 @@
                 <w:sz w:val="16"/>
                 <w:szCs w:val="16"/>
               </w:rPr>
+              <w:fldChar w:fldCharType="separate"/>
+            </w:r>
+            <w:r>
+              <w:rPr>
+                <w:rFonts w:asciiTheme="minorHAnsi" w:hAnsiTheme="minorHAnsi"/>
+                <w:sz w:val="16"/>
+                <w:szCs w:val="16"/>
+              </w:rPr>
               <w:fldChar w:fldCharType="end"/>
             </w:r>
             <w:r>
@@ -5324,6 +5533,21 @@
               <w:t xml:space="preserve"> Maschera nebbie oleose EN 149 SL</w:t>
             </w:r>
           </w:p>
+          <w:p>
+            <w:pPr>
+              <w:rPr>
+                <w:rFonts w:asciiTheme="minorHAnsi" w:hAnsiTheme="minorHAnsi"/>
+                <w:sz w:val="16"/>
+                <w:szCs w:val="16"/>
+              </w:rPr>
+            </w:pPr>
+          </w:p>
+        </w:tc>
+        <w:tc>
+          <w:tcPr>
+            <w:tcW w:w="2164" w:type="dxa"/>
+            <w:gridSpan w:val="2"/>
+          </w:tcPr>
           <w:p>
             <w:pPr>
               <w:rPr>
@@ -5371,6 +5595,14 @@
                 <w:sz w:val="16"/>
                 <w:szCs w:val="16"/>
               </w:rPr>
+              <w:fldChar w:fldCharType="separate"/>
+            </w:r>
+            <w:r>
+              <w:rPr>
+                <w:rFonts w:asciiTheme="minorHAnsi" w:hAnsiTheme="minorHAnsi"/>
+                <w:sz w:val="16"/>
+                <w:szCs w:val="16"/>
+              </w:rPr>
               <w:fldChar w:fldCharType="end"/>
             </w:r>
             <w:r>
@@ -5379,7 +5611,7 @@
                 <w:sz w:val="16"/>
                 <w:szCs w:val="16"/>
               </w:rPr>
-              <w:t xml:space="preserve"> Maschera antigas EN 141</w:t>
+              <w:t xml:space="preserve"> Tuta EN 13034</w:t>
             </w:r>
           </w:p>
           <w:p>
@@ -5429,213 +5661,7 @@
                 <w:sz w:val="16"/>
                 <w:szCs w:val="16"/>
               </w:rPr>
-              <w:fldChar w:fldCharType="end"/>
-            </w:r>
-            <w:r>
-              <w:rPr>
-                <w:rFonts w:asciiTheme="minorHAnsi" w:hAnsiTheme="minorHAnsi"/>
-                <w:sz w:val="16"/>
-                <w:szCs w:val="16"/>
-              </w:rPr>
-              <w:t xml:space="preserve"> Filtri per maschera: </w:t>
-            </w:r>
-            <w:r>
-              <w:rPr>
-                <w:rFonts w:asciiTheme="minorHAnsi" w:hAnsiTheme="minorHAnsi"/>
-                <w:sz w:val="16"/>
-                <w:szCs w:val="16"/>
-              </w:rPr>
-              <w:fldChar w:fldCharType="begin">
-                <w:ffData>
-                  <w:name w:val="Testo29"/>
-                  <w:enabled/>
-                  <w:calcOnExit w:val="0"/>
-                  <w:textInput/>
-                </w:ffData>
-              </w:fldChar>
-            </w:r>
-            <w:r>
-              <w:rPr>
-                <w:rFonts w:asciiTheme="minorHAnsi" w:hAnsiTheme="minorHAnsi"/>
-                <w:sz w:val="16"/>
-                <w:szCs w:val="16"/>
-              </w:rPr>
-              <w:instrText xml:space="preserve"> FORMTEXT </w:instrText>
-            </w:r>
-            <w:r>
-              <w:rPr>
-                <w:rFonts w:asciiTheme="minorHAnsi" w:hAnsiTheme="minorHAnsi"/>
-                <w:sz w:val="16"/>
-                <w:szCs w:val="16"/>
-              </w:rPr>
-            </w:r>
-            <w:r>
-              <w:rPr>
-                <w:rFonts w:asciiTheme="minorHAnsi" w:hAnsiTheme="minorHAnsi"/>
-                <w:sz w:val="16"/>
-                <w:szCs w:val="16"/>
-              </w:rPr>
               <w:fldChar w:fldCharType="separate"/>
-            </w:r>
-            <w:r>
-              <w:rPr>
-                <w:rFonts w:asciiTheme="minorHAnsi" w:hAnsiTheme="minorHAnsi"/>
-                <w:noProof/>
-                <w:sz w:val="16"/>
-                <w:szCs w:val="16"/>
-              </w:rPr>
-              <w:t> </w:t>
-            </w:r>
-            <w:r>
-              <w:rPr>
-                <w:rFonts w:asciiTheme="minorHAnsi" w:hAnsiTheme="minorHAnsi"/>
-                <w:noProof/>
-                <w:sz w:val="16"/>
-                <w:szCs w:val="16"/>
-              </w:rPr>
-              <w:t> </w:t>
-            </w:r>
-            <w:r>
-              <w:rPr>
-                <w:rFonts w:asciiTheme="minorHAnsi" w:hAnsiTheme="minorHAnsi"/>
-                <w:noProof/>
-                <w:sz w:val="16"/>
-                <w:szCs w:val="16"/>
-              </w:rPr>
-              <w:t> </w:t>
-            </w:r>
-            <w:r>
-              <w:rPr>
-                <w:rFonts w:asciiTheme="minorHAnsi" w:hAnsiTheme="minorHAnsi"/>
-                <w:noProof/>
-                <w:sz w:val="16"/>
-                <w:szCs w:val="16"/>
-              </w:rPr>
-              <w:t> </w:t>
-            </w:r>
-            <w:r>
-              <w:rPr>
-                <w:rFonts w:asciiTheme="minorHAnsi" w:hAnsiTheme="minorHAnsi"/>
-                <w:noProof/>
-                <w:sz w:val="16"/>
-                <w:szCs w:val="16"/>
-              </w:rPr>
-              <w:t> </w:t>
-            </w:r>
-            <w:r>
-              <w:rPr>
-                <w:rFonts w:asciiTheme="minorHAnsi" w:hAnsiTheme="minorHAnsi"/>
-                <w:sz w:val="16"/>
-                <w:szCs w:val="16"/>
-              </w:rPr>
-              <w:fldChar w:fldCharType="end"/>
-            </w:r>
-          </w:p>
-        </w:tc>
-        <w:tc>
-          <w:tcPr>
-            <w:tcW w:w="2141" w:type="dxa"/>
-            <w:gridSpan w:val="2"/>
-            <w:shd w:val="clear" w:color="auto" w:fill="auto"/>
-          </w:tcPr>
-          <w:p>
-            <w:pPr>
-              <w:rPr>
-                <w:rFonts w:asciiTheme="minorHAnsi" w:hAnsiTheme="minorHAnsi"/>
-                <w:sz w:val="16"/>
-                <w:szCs w:val="16"/>
-              </w:rPr>
-            </w:pPr>
-            <w:r>
-              <w:rPr>
-                <w:rFonts w:asciiTheme="minorHAnsi" w:hAnsiTheme="minorHAnsi"/>
-                <w:sz w:val="16"/>
-                <w:szCs w:val="16"/>
-              </w:rPr>
-              <w:fldChar w:fldCharType="begin">
-                <w:ffData>
-                  <w:name w:val=""/>
-                  <w:enabled/>
-                  <w:calcOnExit w:val="0"/>
-                  <w:checkBox>
-                    <w:sizeAuto/>
-                    <w:default w:val="0"/>
-                  </w:checkBox>
-                </w:ffData>
-              </w:fldChar>
-            </w:r>
-            <w:r>
-              <w:rPr>
-                <w:rFonts w:asciiTheme="minorHAnsi" w:hAnsiTheme="minorHAnsi"/>
-                <w:sz w:val="16"/>
-                <w:szCs w:val="16"/>
-              </w:rPr>
-              <w:instrText xml:space="preserve"> FORMCHECKBOX </w:instrText>
-            </w:r>
-            <w:r>
-              <w:rPr>
-                <w:rFonts w:asciiTheme="minorHAnsi" w:hAnsiTheme="minorHAnsi"/>
-                <w:sz w:val="16"/>
-                <w:szCs w:val="16"/>
-              </w:rPr>
-            </w:r>
-            <w:r>
-              <w:rPr>
-                <w:rFonts w:asciiTheme="minorHAnsi" w:hAnsiTheme="minorHAnsi"/>
-                <w:sz w:val="16"/>
-                <w:szCs w:val="16"/>
-              </w:rPr>
-              <w:fldChar w:fldCharType="end"/>
-            </w:r>
-            <w:r>
-              <w:rPr>
-                <w:rFonts w:asciiTheme="minorHAnsi" w:hAnsiTheme="minorHAnsi"/>
-                <w:sz w:val="16"/>
-                <w:szCs w:val="16"/>
-              </w:rPr>
-              <w:t xml:space="preserve"> Tuta EN 13034</w:t>
-            </w:r>
-          </w:p>
-          <w:p>
-            <w:pPr>
-              <w:rPr>
-                <w:rFonts w:asciiTheme="minorHAnsi" w:hAnsiTheme="minorHAnsi"/>
-                <w:sz w:val="16"/>
-                <w:szCs w:val="16"/>
-              </w:rPr>
-            </w:pPr>
-            <w:r>
-              <w:rPr>
-                <w:rFonts w:asciiTheme="minorHAnsi" w:hAnsiTheme="minorHAnsi"/>
-                <w:sz w:val="16"/>
-                <w:szCs w:val="16"/>
-              </w:rPr>
-              <w:fldChar w:fldCharType="begin">
-                <w:ffData>
-                  <w:name w:val=""/>
-                  <w:enabled/>
-                  <w:calcOnExit w:val="0"/>
-                  <w:checkBox>
-                    <w:sizeAuto/>
-                    <w:default w:val="0"/>
-                  </w:checkBox>
-                </w:ffData>
-              </w:fldChar>
-            </w:r>
-            <w:r>
-              <w:rPr>
-                <w:rFonts w:asciiTheme="minorHAnsi" w:hAnsiTheme="minorHAnsi"/>
-                <w:sz w:val="16"/>
-                <w:szCs w:val="16"/>
-              </w:rPr>
-              <w:instrText xml:space="preserve"> FORMCHECKBOX </w:instrText>
-            </w:r>
-            <w:r>
-              <w:rPr>
-                <w:rFonts w:asciiTheme="minorHAnsi" w:hAnsiTheme="minorHAnsi"/>
-                <w:sz w:val="16"/>
-                <w:szCs w:val="16"/>
-              </w:rPr>
             </w:r>
             <w:r>
               <w:rPr>
@@ -5760,7 +5786,7 @@
 </file>
 
 <file path=word/styles.xml><?xml version="1.0" encoding="utf-8"?>
-<w:styles xmlns:mc="http://schemas.openxmlformats.org/markup-compatibility/2006" xmlns:r="http://schemas.openxmlformats.org/officeDocument/2006/relationships" xmlns:w="http://schemas.openxmlformats.org/wordprocessingml/2006/main" xmlns:w14="http://schemas.microsoft.com/office/word/2010/wordml" xmlns:w15="http://schemas.microsoft.com/office/word/2012/wordml" xmlns:w16cex="http://schemas.microsoft.com/office/word/2018/wordml/cex" xmlns:w16cid="http://schemas.microsoft.com/office/word/2016/wordml/cid" xmlns:w16="http://schemas.microsoft.com/office/word/2018/wordml" xmlns:w16du="http://schemas.microsoft.com/office/word/2023/wordml/word16du" xmlns:w16sdtdh="http://schemas.microsoft.com/office/word/2020/wordml/sdtdatahash" xmlns:w16se="http://schemas.microsoft.com/office/word/2015/wordml/symex" mc:Ignorable="w14 w15 w16se w16cid w16 w16cex w16sdtdh w16du">
+<w:styles xmlns:mc="http://schemas.openxmlformats.org/markup-compatibility/2006" xmlns:r="http://schemas.openxmlformats.org/officeDocument/2006/relationships" xmlns:w="http://schemas.openxmlformats.org/wordprocessingml/2006/main" xmlns:w14="http://schemas.microsoft.com/office/word/2010/wordml" xmlns:w15="http://schemas.microsoft.com/office/word/2012/wordml" xmlns:w16cex="http://schemas.microsoft.com/office/word/2018/wordml/cex" xmlns:w16cid="http://schemas.microsoft.com/office/word/2016/wordml/cid" xmlns:w16="http://schemas.microsoft.com/office/word/2018/wordml" xmlns:w16du="http://schemas.microsoft.com/office/word/2023/wordml/word16du" xmlns:w16sdtdh="http://schemas.microsoft.com/office/word/2020/wordml/sdtdatahash" xmlns:w16sdtfl="http://schemas.microsoft.com/office/word/2024/wordml/sdtformatlock" xmlns:w16se="http://schemas.microsoft.com/office/word/2015/wordml/symex" mc:Ignorable="w14 w15 w16se w16cid w16 w16cex w16sdtdh w16sdtfl w16du">
   <w:docDefaults>
     <w:rPrDefault>
       <w:rPr>
